--- a/docs/viva/Tranz-Algo_Demo_Shipment_Data.docx
+++ b/docs/viva/Tranz-Algo_Demo_Shipment_Data.docx
@@ -1052,7 +1052,7 @@
     </w:p>
     <w:p>
       <w:r>
-        <w:t>USD invoice from China. Rate starts at 20 (or last fetched). Click Fetch FX for live, or type 27.50 for the oracle numbers below. Then allocate by weight → commit.</w:t>
+        <w:t>USD invoice from China. Rate starts at 20 (or last fetched). Click Fetch FX for live, keep rate 20 for the oracle numbers below. Then allocate by weight → commit.</w:t>
       </w:r>
     </w:p>
     <w:p>
@@ -1693,7 +1693,7 @@
           </w:tcPr>
           <w:p>
             <w:r>
-              <w:t>Starts 20 / last fetched → Fetch FX (oracle: 27.50)</w:t>
+              <w:t>20 (CSV / UI starter = demo oracle)</w:t>
             </w:r>
           </w:p>
         </w:tc>
@@ -1885,12 +1885,12 @@
         <w:pStyle w:val="Heading2"/>
       </w:pPr>
       <w:r>
-        <w:t>Expected if rate = 27.50</w:t>
+        <w:t>Expected at rate = 20</w:t>
       </w:r>
     </w:p>
     <w:p>
       <w:r>
-        <w:t>Shares per kg: ship 200 + duty 50 + VAT 75 = 325</w:t>
+        <w:t>Local unit = foreign × 20. Shares per kg: ship 200 + duty 50 + VAT 75 = 325</w:t>
       </w:r>
     </w:p>
     <w:tbl>
@@ -1976,7 +1976,7 @@
           </w:tcPr>
           <w:p>
             <w:r>
-              <w:t>165.00</w:t>
+              <w:t>120.00</w:t>
             </w:r>
           </w:p>
         </w:tc>
@@ -1986,7 +1986,7 @@
           </w:tcPr>
           <w:p>
             <w:r>
-              <w:t>181.25</w:t>
+              <w:t>136.25</w:t>
             </w:r>
           </w:p>
         </w:tc>
@@ -1996,7 +1996,7 @@
           </w:tcPr>
           <w:p>
             <w:r>
-              <w:t>226.56</w:t>
+              <w:t>170.31</w:t>
             </w:r>
           </w:p>
         </w:tc>
@@ -2018,7 +2018,7 @@
           </w:tcPr>
           <w:p>
             <w:r>
-              <w:t>110.00</w:t>
+              <w:t>80.00</w:t>
             </w:r>
           </w:p>
         </w:tc>
@@ -2028,7 +2028,7 @@
           </w:tcPr>
           <w:p>
             <w:r>
-              <w:t>175.00</w:t>
+              <w:t>145.00</w:t>
             </w:r>
           </w:p>
         </w:tc>
@@ -2038,7 +2038,7 @@
           </w:tcPr>
           <w:p>
             <w:r>
-              <w:t>218.75</w:t>
+              <w:t>181.25</w:t>
             </w:r>
           </w:p>
         </w:tc>
@@ -2060,7 +2060,7 @@
           </w:tcPr>
           <w:p>
             <w:r>
-              <w:t>41.25</w:t>
+              <w:t>30.00</w:t>
             </w:r>
           </w:p>
         </w:tc>
@@ -2070,7 +2070,7 @@
           </w:tcPr>
           <w:p>
             <w:r>
-              <w:t>57.50</w:t>
+              <w:t>46.25</w:t>
             </w:r>
           </w:p>
         </w:tc>
@@ -2080,7 +2080,7 @@
           </w:tcPr>
           <w:p>
             <w:r>
-              <w:t>71.88</w:t>
+              <w:t>57.81</w:t>
             </w:r>
           </w:p>
         </w:tc>
@@ -2102,7 +2102,7 @@
           </w:tcPr>
           <w:p>
             <w:r>
-              <w:t>82.50</w:t>
+              <w:t>60.00</w:t>
             </w:r>
           </w:p>
         </w:tc>
@@ -2112,7 +2112,7 @@
           </w:tcPr>
           <w:p>
             <w:r>
-              <w:t>115.00</w:t>
+              <w:t>92.50</w:t>
             </w:r>
           </w:p>
         </w:tc>
@@ -2122,7 +2122,7 @@
           </w:tcPr>
           <w:p>
             <w:r>
-              <w:t>143.75</w:t>
+              <w:t>115.63</w:t>
             </w:r>
           </w:p>
         </w:tc>
@@ -2149,7 +2149,7 @@
     </w:p>
     <w:p>
       <w:r>
-        <w:t>3. Shipments → Import shipment_B_full.csv → Fetch FX (or 27.50) → True Cost → weight → commit.</w:t>
+        <w:t>3. Shipments → Import shipment_B_full.csv → keep rate 20 → True Cost → weight → commit.</w:t>
       </w:r>
     </w:p>
     <w:p>
